--- a/I-toifa/109.docx
+++ b/I-toifa/109.docx
@@ -312,7 +312,7 @@
           <w:sz w:val="28"/>
           <w:szCs w:val="28"/>
         </w:rPr>
-        <w:t xml:space="preserve">Uslubiy qo'llanmaga ko'ra shikoyat qilmayotgan aholi orasida faol aniqlash odatda qimmat va kam samarali, shu sababli ommaviy tekshiruv faqat o'ta zarur hollarda – masalan, bezgak endemik hududlardan kelgan migrantlar orasida – o'tkaziladi; tekshiruvda shikoyat qilgan shaxslarning qon preparatlari belgilanib, birinchi navbatda ko'riladi [5]. Faol aniqlashda uyma-uy yurish mahalliy tibbiyot xodimlari tomonidan 7–14 kunda bir marta o'tkaziladi: isitma bo'lgani so'raladi, ijobiy javobda qon olinadi va dastlabki davo boshlanadi; ko'rikdan keyin ro'yxatga belgi qo'yiladi (isitmali – qon preparati raqami va dori dozasi; shikoyat yo'q; ko'rikdan o'tmagan) [5]. Bu taktika chetdan kelgan migrantlar orasida bezgakni erta aniqlashga mos, chunki ularda parazitemiya past bo'lishi mumkin, passiv aniqlash esa kech bo'ladi [5]. Isitmali bemorlarni davolash va qon namunasini olish uchun uyma-uy yuruvchi brigada (3 o'rta tibbiy xodim va 1 vrach) termometr, steril to'plam bilan ta'minlanadi, xorijga bog'liq ma'lumotlar, sholi ekilgan maydonlar va chivin ko'payish joylari hududiy markazga beriladi [2].</w:t>
+        <w:t xml:space="preserve">Uslubiy qo'llanmaga ko'ra shikoyat qilmayotgan aholi orasida faol aniqlash odatda qimmat va kam samarali, shu sababli ommaviy tekshiruv faqat o'ta zarur hollarda – masalan, bezgak endemik hududlardan kelgan migrantlar orasida – o'tkaziladi; tekshiruvda shikoyat qilgan shaxslarning qon preparatlari belgilanib, birinchi navbatda ko'riladi [5]. Faol aniqlashda uyma-uy yurish mahalliy tibbiyot xodimlari tomonidan 7–14 kunda bir marta o'tkaziladi: isitma bo'lgani so'raladi, ijobiy javobda qon olinadi va dastlabki davo boshlanadi; ko'rikdan keyin ro'yxatga belgi qo'yiladi (isitmali – qon preparati raqami va dori dozasi; shikoyat yo'q; ko'rikdan o'tmagan) [5]. Bu taktika chetdan kelgan migrantlar orasida bezgakni erta aniqlashga mos bo'lishi mumkin (muallif xulosasi, tasdiqlanmagan). Isitmali bemorlarni davolash va qon namunasini olish uchun uyma-uy yuruvchi brigada (3 o'rta tibbiy xodim va 1 vrach) termometr, steril to'plam bilan ta'minlanadi, xorijga bog'liq ma'lumotlar, sholi ekilgan maydonlar va chivin ko'payish joylari hududiy markazga beriladi [2].</w:t>
       </w:r>
     </w:p>
     <w:p>
